--- a/zht/docx/154.content.docx
+++ b/zht/docx/154.content.docx
@@ -508,162 +508,120 @@
           <w:lang w:val="zh_TW" w:bidi="zh_TW"/>
         </w:rPr>
       </w:r>
-      <w:hyperlink r:id="rId13">
-        <w:r>
-          <w:rPr>
-            <w:lang w:val="zh_TW" w:bidi="zh_TW"/>
-          </w:rPr>
-          <w:rPr>
-            <w:color w:val="0000EE"/>
-            <w:u w:val="single"/>
-          </w:rPr>
-          <w:t>約翰壹書3:8</w:t>
-        </w:r>
-      </w:hyperlink>
-    </w:p>
-    <w:p>
-      <w:pPr>
-        <w:pStyle w:val="ListBullet"/>
-        <w:spacing w:line="240" w:lineRule="auto"/>
-        <w:ind w:left="720"/>
-      </w:pPr>
-      <w:r>
-        <w:rPr>
-          <w:lang w:val="zh_TW" w:bidi="zh_TW"/>
-        </w:rPr>
-      </w:r>
-      <w:hyperlink r:id="rId14">
-        <w:r>
-          <w:rPr>
-            <w:lang w:val="zh_TW" w:bidi="zh_TW"/>
-          </w:rPr>
-          <w:rPr>
-            <w:color w:val="0000EE"/>
-            <w:u w:val="single"/>
-          </w:rPr>
-          <w:t>帖撒羅尼迦前書2:17–20</w:t>
-        </w:r>
-      </w:hyperlink>
-    </w:p>
-    <w:p>
-      <w:pPr>
-        <w:pStyle w:val="ListBullet"/>
-        <w:spacing w:line="240" w:lineRule="auto"/>
-        <w:ind w:left="720"/>
-      </w:pPr>
-      <w:r>
-        <w:rPr>
-          <w:lang w:val="zh_TW" w:bidi="zh_TW"/>
-        </w:rPr>
-      </w:r>
-      <w:hyperlink r:id="rId15">
-        <w:r>
-          <w:rPr>
-            <w:lang w:val="zh_TW" w:bidi="zh_TW"/>
-          </w:rPr>
-          <w:rPr>
-            <w:color w:val="0000EE"/>
-            <w:u w:val="single"/>
-          </w:rPr>
-          <w:t>提摩太前書5:15</w:t>
-        </w:r>
-      </w:hyperlink>
-    </w:p>
-    <w:p>
-      <w:pPr>
-        <w:pStyle w:val="ListBullet"/>
-        <w:spacing w:line="240" w:lineRule="auto"/>
-        <w:ind w:left="720"/>
-      </w:pPr>
-      <w:r>
-        <w:rPr>
-          <w:lang w:val="zh_TW" w:bidi="zh_TW"/>
-        </w:rPr>
-      </w:r>
-      <w:hyperlink r:id="rId16">
-        <w:r>
-          <w:rPr>
-            <w:lang w:val="zh_TW" w:bidi="zh_TW"/>
-          </w:rPr>
-          <w:rPr>
-            <w:color w:val="0000EE"/>
-            <w:u w:val="single"/>
-          </w:rPr>
-          <w:t>使徒行傳13:10</w:t>
-        </w:r>
-      </w:hyperlink>
-    </w:p>
-    <w:p>
-      <w:pPr>
-        <w:pStyle w:val="ListBullet"/>
-        <w:spacing w:line="240" w:lineRule="auto"/>
-        <w:ind w:left="720"/>
-      </w:pPr>
-      <w:r>
-        <w:rPr>
-          <w:lang w:val="zh_TW" w:bidi="zh_TW"/>
-        </w:rPr>
-      </w:r>
-      <w:hyperlink r:id="rId17">
-        <w:r>
-          <w:rPr>
-            <w:lang w:val="zh_TW" w:bidi="zh_TW"/>
-          </w:rPr>
-          <w:rPr>
-            <w:color w:val="0000EE"/>
-            <w:u w:val="single"/>
-          </w:rPr>
-          <w:t>約伯記1:8</w:t>
-        </w:r>
-      </w:hyperlink>
-    </w:p>
-    <w:p>
-      <w:pPr>
-        <w:pStyle w:val="ListBullet"/>
-        <w:spacing w:line="240" w:lineRule="auto"/>
-        <w:ind w:left="720"/>
-      </w:pPr>
-      <w:r>
-        <w:rPr>
-          <w:lang w:val="zh_TW" w:bidi="zh_TW"/>
-        </w:rPr>
-      </w:r>
-      <w:hyperlink r:id="rId18">
-        <w:r>
-          <w:rPr>
-            <w:lang w:val="zh_TW" w:bidi="zh_TW"/>
-          </w:rPr>
-          <w:rPr>
-            <w:color w:val="0000EE"/>
-            <w:u w:val="single"/>
-          </w:rPr>
-          <w:t>馬可福音8:33</w:t>
-        </w:r>
-      </w:hyperlink>
-    </w:p>
-    <w:p>
-      <w:pPr>
-        <w:pStyle w:val="ListBullet"/>
-        <w:spacing w:line="240" w:lineRule="auto"/>
-        <w:ind w:left="720"/>
-      </w:pPr>
-      <w:r>
-        <w:rPr>
-          <w:lang w:val="zh_TW" w:bidi="zh_TW"/>
-        </w:rPr>
-      </w:r>
-      <w:hyperlink r:id="rId19">
-        <w:r>
-          <w:rPr>
-            <w:lang w:val="zh_TW" w:bidi="zh_TW"/>
-          </w:rPr>
-          <w:rPr>
-            <w:color w:val="0000EE"/>
-            <w:u w:val="single"/>
-          </w:rPr>
-          <w:t>撒迦利亞書3:1</w:t>
-        </w:r>
-      </w:hyperlink>
+      <w:r>
+        <w:rPr>
+          <w:lang w:val="zh_TW" w:bidi="zh_TW"/>
+        </w:rPr>
+        <w:t>約翰壹書3:8</w:t>
+      </w:r>
+    </w:p>
+    <w:p>
+      <w:pPr>
+        <w:pStyle w:val="ListBullet"/>
+        <w:spacing w:line="240" w:lineRule="auto"/>
+        <w:ind w:left="720"/>
+      </w:pPr>
+      <w:r>
+        <w:rPr>
+          <w:lang w:val="zh_TW" w:bidi="zh_TW"/>
+        </w:rPr>
+      </w:r>
+      <w:r>
+        <w:rPr>
+          <w:lang w:val="zh_TW" w:bidi="zh_TW"/>
+        </w:rPr>
+        <w:t>帖撒羅尼迦前書2:17–20</w:t>
+      </w:r>
+    </w:p>
+    <w:p>
+      <w:pPr>
+        <w:pStyle w:val="ListBullet"/>
+        <w:spacing w:line="240" w:lineRule="auto"/>
+        <w:ind w:left="720"/>
+      </w:pPr>
+      <w:r>
+        <w:rPr>
+          <w:lang w:val="zh_TW" w:bidi="zh_TW"/>
+        </w:rPr>
+      </w:r>
+      <w:r>
+        <w:rPr>
+          <w:lang w:val="zh_TW" w:bidi="zh_TW"/>
+        </w:rPr>
+        <w:t>提摩太前書5:15</w:t>
+      </w:r>
+    </w:p>
+    <w:p>
+      <w:pPr>
+        <w:pStyle w:val="ListBullet"/>
+        <w:spacing w:line="240" w:lineRule="auto"/>
+        <w:ind w:left="720"/>
+      </w:pPr>
+      <w:r>
+        <w:rPr>
+          <w:lang w:val="zh_TW" w:bidi="zh_TW"/>
+        </w:rPr>
+      </w:r>
+      <w:r>
+        <w:rPr>
+          <w:lang w:val="zh_TW" w:bidi="zh_TW"/>
+        </w:rPr>
+        <w:t>使徒行傳13:10</w:t>
+      </w:r>
+    </w:p>
+    <w:p>
+      <w:pPr>
+        <w:pStyle w:val="ListBullet"/>
+        <w:spacing w:line="240" w:lineRule="auto"/>
+        <w:ind w:left="720"/>
+      </w:pPr>
+      <w:r>
+        <w:rPr>
+          <w:lang w:val="zh_TW" w:bidi="zh_TW"/>
+        </w:rPr>
+      </w:r>
+      <w:r>
+        <w:rPr>
+          <w:lang w:val="zh_TW" w:bidi="zh_TW"/>
+        </w:rPr>
+        <w:t>約伯記1:8</w:t>
+      </w:r>
+    </w:p>
+    <w:p>
+      <w:pPr>
+        <w:pStyle w:val="ListBullet"/>
+        <w:spacing w:line="240" w:lineRule="auto"/>
+        <w:ind w:left="720"/>
+      </w:pPr>
+      <w:r>
+        <w:rPr>
+          <w:lang w:val="zh_TW" w:bidi="zh_TW"/>
+        </w:rPr>
+      </w:r>
+      <w:r>
+        <w:rPr>
+          <w:lang w:val="zh_TW" w:bidi="zh_TW"/>
+        </w:rPr>
+        <w:t>馬可福音8:33</w:t>
+      </w:r>
+    </w:p>
+    <w:p>
+      <w:pPr>
+        <w:pStyle w:val="ListBullet"/>
+        <w:spacing w:line="240" w:lineRule="auto"/>
+        <w:ind w:left="720"/>
+      </w:pPr>
+      <w:r>
+        <w:rPr>
+          <w:lang w:val="zh_TW" w:bidi="zh_TW"/>
+        </w:rPr>
+      </w:r>
+      <w:r>
+        <w:rPr>
+          <w:lang w:val="zh_TW" w:bidi="zh_TW"/>
+        </w:rPr>
+        <w:t>撒迦利亞書3:1</w:t>
+      </w:r>
     </w:p>
     <w:p>
       <w:pPr>
@@ -1473,114 +1431,84 @@
           <w:lang w:val="zh_TW" w:bidi="zh_TW"/>
         </w:rPr>
       </w:r>
-      <w:hyperlink r:id="rId20">
-        <w:r>
-          <w:rPr>
-            <w:lang w:val="zh_TW" w:bidi="zh_TW"/>
-          </w:rPr>
-          <w:rPr>
-            <w:color w:val="0000EE"/>
-            <w:u w:val="single"/>
-          </w:rPr>
-          <w:t>使徒行傳4:3</w:t>
-        </w:r>
-      </w:hyperlink>
-    </w:p>
-    <w:p>
-      <w:pPr>
-        <w:pStyle w:val="ListBullet"/>
-        <w:spacing w:line="240" w:lineRule="auto"/>
-        <w:ind w:left="720"/>
-      </w:pPr>
-      <w:r>
-        <w:rPr>
-          <w:lang w:val="zh_TW" w:bidi="zh_TW"/>
-        </w:rPr>
-      </w:r>
-      <w:hyperlink r:id="rId21">
-        <w:r>
-          <w:rPr>
-            <w:lang w:val="zh_TW" w:bidi="zh_TW"/>
-          </w:rPr>
-          <w:rPr>
-            <w:color w:val="0000EE"/>
-            <w:u w:val="single"/>
-          </w:rPr>
-          <w:t>使徒行傳5:17–18</w:t>
-        </w:r>
-      </w:hyperlink>
-    </w:p>
-    <w:p>
-      <w:pPr>
-        <w:pStyle w:val="ListBullet"/>
-        <w:spacing w:line="240" w:lineRule="auto"/>
-        <w:ind w:left="720"/>
-      </w:pPr>
-      <w:r>
-        <w:rPr>
-          <w:lang w:val="zh_TW" w:bidi="zh_TW"/>
-        </w:rPr>
-      </w:r>
-      <w:hyperlink r:id="rId22">
-        <w:r>
-          <w:rPr>
-            <w:lang w:val="zh_TW" w:bidi="zh_TW"/>
-          </w:rPr>
-          <w:rPr>
-            <w:color w:val="0000EE"/>
-            <w:u w:val="single"/>
-          </w:rPr>
-          <w:t>路加福音20:27</w:t>
-        </w:r>
-      </w:hyperlink>
-    </w:p>
-    <w:p>
-      <w:pPr>
-        <w:pStyle w:val="ListBullet"/>
-        <w:spacing w:line="240" w:lineRule="auto"/>
-        <w:ind w:left="720"/>
-      </w:pPr>
-      <w:r>
-        <w:rPr>
-          <w:lang w:val="zh_TW" w:bidi="zh_TW"/>
-        </w:rPr>
-      </w:r>
-      <w:hyperlink r:id="rId23">
-        <w:r>
-          <w:rPr>
-            <w:lang w:val="zh_TW" w:bidi="zh_TW"/>
-          </w:rPr>
-          <w:rPr>
-            <w:color w:val="0000EE"/>
-            <w:u w:val="single"/>
-          </w:rPr>
-          <w:t>馬太福音3:7</w:t>
-        </w:r>
-      </w:hyperlink>
-    </w:p>
-    <w:p>
-      <w:pPr>
-        <w:pStyle w:val="ListBullet"/>
-        <w:spacing w:line="240" w:lineRule="auto"/>
-        <w:ind w:left="720"/>
-      </w:pPr>
-      <w:r>
-        <w:rPr>
-          <w:lang w:val="zh_TW" w:bidi="zh_TW"/>
-        </w:rPr>
-      </w:r>
-      <w:hyperlink r:id="rId24">
-        <w:r>
-          <w:rPr>
-            <w:lang w:val="zh_TW" w:bidi="zh_TW"/>
-          </w:rPr>
-          <w:rPr>
-            <w:color w:val="0000EE"/>
-            <w:u w:val="single"/>
-          </w:rPr>
-          <w:t>馬太福音16:1</w:t>
-        </w:r>
-      </w:hyperlink>
+      <w:r>
+        <w:rPr>
+          <w:lang w:val="zh_TW" w:bidi="zh_TW"/>
+        </w:rPr>
+        <w:t>使徒行傳4:3</w:t>
+      </w:r>
+    </w:p>
+    <w:p>
+      <w:pPr>
+        <w:pStyle w:val="ListBullet"/>
+        <w:spacing w:line="240" w:lineRule="auto"/>
+        <w:ind w:left="720"/>
+      </w:pPr>
+      <w:r>
+        <w:rPr>
+          <w:lang w:val="zh_TW" w:bidi="zh_TW"/>
+        </w:rPr>
+      </w:r>
+      <w:r>
+        <w:rPr>
+          <w:lang w:val="zh_TW" w:bidi="zh_TW"/>
+        </w:rPr>
+        <w:t>使徒行傳5:17–18</w:t>
+      </w:r>
+    </w:p>
+    <w:p>
+      <w:pPr>
+        <w:pStyle w:val="ListBullet"/>
+        <w:spacing w:line="240" w:lineRule="auto"/>
+        <w:ind w:left="720"/>
+      </w:pPr>
+      <w:r>
+        <w:rPr>
+          <w:lang w:val="zh_TW" w:bidi="zh_TW"/>
+        </w:rPr>
+      </w:r>
+      <w:r>
+        <w:rPr>
+          <w:lang w:val="zh_TW" w:bidi="zh_TW"/>
+        </w:rPr>
+        <w:t>路加福音20:27</w:t>
+      </w:r>
+    </w:p>
+    <w:p>
+      <w:pPr>
+        <w:pStyle w:val="ListBullet"/>
+        <w:spacing w:line="240" w:lineRule="auto"/>
+        <w:ind w:left="720"/>
+      </w:pPr>
+      <w:r>
+        <w:rPr>
+          <w:lang w:val="zh_TW" w:bidi="zh_TW"/>
+        </w:rPr>
+      </w:r>
+      <w:r>
+        <w:rPr>
+          <w:lang w:val="zh_TW" w:bidi="zh_TW"/>
+        </w:rPr>
+        <w:t>馬太福音3:7</w:t>
+      </w:r>
+    </w:p>
+    <w:p>
+      <w:pPr>
+        <w:pStyle w:val="ListBullet"/>
+        <w:spacing w:line="240" w:lineRule="auto"/>
+        <w:ind w:left="720"/>
+      </w:pPr>
+      <w:r>
+        <w:rPr>
+          <w:lang w:val="zh_TW" w:bidi="zh_TW"/>
+        </w:rPr>
+      </w:r>
+      <w:r>
+        <w:rPr>
+          <w:lang w:val="zh_TW" w:bidi="zh_TW"/>
+        </w:rPr>
+        <w:t>馬太福音16:1</w:t>
+      </w:r>
     </w:p>
     <w:p>
       <w:pPr>
@@ -1864,90 +1792,66 @@
           <w:lang w:val="zh_TW" w:bidi="zh_TW"/>
         </w:rPr>
       </w:r>
-      <w:hyperlink r:id="rId25">
-        <w:r>
-          <w:rPr>
-            <w:lang w:val="zh_TW" w:bidi="zh_TW"/>
-          </w:rPr>
-          <w:rPr>
-            <w:color w:val="0000EE"/>
-            <w:u w:val="single"/>
-          </w:rPr>
-          <w:t>歷代志上24:1–3</w:t>
-        </w:r>
-      </w:hyperlink>
-    </w:p>
-    <w:p>
-      <w:pPr>
-        <w:pStyle w:val="ListBullet"/>
-        <w:spacing w:line="240" w:lineRule="auto"/>
-        <w:ind w:left="720"/>
-      </w:pPr>
-      <w:r>
-        <w:rPr>
-          <w:lang w:val="zh_TW" w:bidi="zh_TW"/>
-        </w:rPr>
-      </w:r>
-      <w:hyperlink r:id="rId26">
-        <w:r>
-          <w:rPr>
-            <w:lang w:val="zh_TW" w:bidi="zh_TW"/>
-          </w:rPr>
-          <w:rPr>
-            <w:color w:val="0000EE"/>
-            <w:u w:val="single"/>
-          </w:rPr>
-          <w:t>列王紀上1:26–27</w:t>
-        </w:r>
-      </w:hyperlink>
-    </w:p>
-    <w:p>
-      <w:pPr>
-        <w:pStyle w:val="ListBullet"/>
-        <w:spacing w:line="240" w:lineRule="auto"/>
-        <w:ind w:left="720"/>
-      </w:pPr>
-      <w:r>
-        <w:rPr>
-          <w:lang w:val="zh_TW" w:bidi="zh_TW"/>
-        </w:rPr>
-      </w:r>
-      <w:hyperlink r:id="rId27">
-        <w:r>
-          <w:rPr>
-            <w:lang w:val="zh_TW" w:bidi="zh_TW"/>
-          </w:rPr>
-          <w:rPr>
-            <w:color w:val="0000EE"/>
-            <w:u w:val="single"/>
-          </w:rPr>
-          <w:t>撒母耳記下15:24–26</w:t>
-        </w:r>
-      </w:hyperlink>
-    </w:p>
-    <w:p>
-      <w:pPr>
-        <w:pStyle w:val="ListBullet"/>
-        <w:spacing w:line="240" w:lineRule="auto"/>
-        <w:ind w:left="720"/>
-      </w:pPr>
-      <w:r>
-        <w:rPr>
-          <w:lang w:val="zh_TW" w:bidi="zh_TW"/>
-        </w:rPr>
-      </w:r>
-      <w:hyperlink r:id="rId28">
-        <w:r>
-          <w:rPr>
-            <w:lang w:val="zh_TW" w:bidi="zh_TW"/>
-          </w:rPr>
-          <w:rPr>
-            <w:color w:val="0000EE"/>
-            <w:u w:val="single"/>
-          </w:rPr>
-          <w:t>馬太福音1:12–14</w:t>
-        </w:r>
-      </w:hyperlink>
+      <w:r>
+        <w:rPr>
+          <w:lang w:val="zh_TW" w:bidi="zh_TW"/>
+        </w:rPr>
+        <w:t>歷代志上24:1–3</w:t>
+      </w:r>
+    </w:p>
+    <w:p>
+      <w:pPr>
+        <w:pStyle w:val="ListBullet"/>
+        <w:spacing w:line="240" w:lineRule="auto"/>
+        <w:ind w:left="720"/>
+      </w:pPr>
+      <w:r>
+        <w:rPr>
+          <w:lang w:val="zh_TW" w:bidi="zh_TW"/>
+        </w:rPr>
+      </w:r>
+      <w:r>
+        <w:rPr>
+          <w:lang w:val="zh_TW" w:bidi="zh_TW"/>
+        </w:rPr>
+        <w:t>列王紀上1:26–27</w:t>
+      </w:r>
+    </w:p>
+    <w:p>
+      <w:pPr>
+        <w:pStyle w:val="ListBullet"/>
+        <w:spacing w:line="240" w:lineRule="auto"/>
+        <w:ind w:left="720"/>
+      </w:pPr>
+      <w:r>
+        <w:rPr>
+          <w:lang w:val="zh_TW" w:bidi="zh_TW"/>
+        </w:rPr>
+      </w:r>
+      <w:r>
+        <w:rPr>
+          <w:lang w:val="zh_TW" w:bidi="zh_TW"/>
+        </w:rPr>
+        <w:t>撒母耳記下15:24–26</w:t>
+      </w:r>
+    </w:p>
+    <w:p>
+      <w:pPr>
+        <w:pStyle w:val="ListBullet"/>
+        <w:spacing w:line="240" w:lineRule="auto"/>
+        <w:ind w:left="720"/>
+      </w:pPr>
+      <w:r>
+        <w:rPr>
+          <w:lang w:val="zh_TW" w:bidi="zh_TW"/>
+        </w:rPr>
+      </w:r>
+      <w:r>
+        <w:rPr>
+          <w:lang w:val="zh_TW" w:bidi="zh_TW"/>
+        </w:rPr>
+        <w:t>馬太福音1:12–14</w:t>
+      </w:r>
     </w:p>
     <w:p>
       <w:pPr>
@@ -2213,54 +2117,36 @@
           <w:lang w:val="zh_TW" w:bidi="zh_TW"/>
         </w:rPr>
       </w:r>
-      <w:hyperlink r:id="rId29">
-        <w:r>
-          <w:rPr>
-            <w:lang w:val="zh_TW" w:bidi="zh_TW"/>
-          </w:rPr>
-          <w:rPr>
-            <w:color w:val="0000EE"/>
-            <w:u w:val="single"/>
-          </w:rPr>
-          <w:t>路加福音19:2</w:t>
-        </w:r>
-      </w:hyperlink>
-    </w:p>
-    <w:p>
-      <w:pPr>
-        <w:pStyle w:val="ListBullet"/>
-        <w:spacing w:line="240" w:lineRule="auto"/>
-        <w:ind w:left="720"/>
-      </w:pPr>
-      <w:r>
-        <w:rPr>
-          <w:lang w:val="zh_TW" w:bidi="zh_TW"/>
-        </w:rPr>
-      </w:r>
-      <w:hyperlink r:id="rId29">
-        <w:r>
-          <w:rPr>
-            <w:lang w:val="zh_TW" w:bidi="zh_TW"/>
-          </w:rPr>
-          <w:rPr>
-            <w:color w:val="0000EE"/>
-            <w:u w:val="single"/>
-          </w:rPr>
-          <w:t>路加福音</w:t>
-        </w:r>
-      </w:hyperlink>
-      <w:hyperlink r:id="rId30">
-        <w:r>
-          <w:rPr>
-            <w:lang w:val="zh_TW" w:bidi="zh_TW"/>
-          </w:rPr>
-          <w:rPr>
-            <w:color w:val="0000EE"/>
-            <w:u w:val="single"/>
-          </w:rPr>
-          <w:t>19:6</w:t>
-        </w:r>
-      </w:hyperlink>
+      <w:r>
+        <w:rPr>
+          <w:lang w:val="zh_TW" w:bidi="zh_TW"/>
+        </w:rPr>
+        <w:t>路加福音19:2</w:t>
+      </w:r>
+    </w:p>
+    <w:p>
+      <w:pPr>
+        <w:pStyle w:val="ListBullet"/>
+        <w:spacing w:line="240" w:lineRule="auto"/>
+        <w:ind w:left="720"/>
+      </w:pPr>
+      <w:r>
+        <w:rPr>
+          <w:lang w:val="zh_TW" w:bidi="zh_TW"/>
+        </w:rPr>
+      </w:r>
+      <w:r>
+        <w:rPr>
+          <w:lang w:val="zh_TW" w:bidi="zh_TW"/>
+        </w:rPr>
+        <w:t>路加福音</w:t>
+      </w:r>
+      <w:r>
+        <w:rPr>
+          <w:lang w:val="zh_TW" w:bidi="zh_TW"/>
+        </w:rPr>
+        <w:t>19:6</w:t>
+      </w:r>
     </w:p>
     <w:p>
       <w:pPr>
@@ -2544,66 +2430,48 @@
           <w:lang w:val="zh_TW" w:bidi="zh_TW"/>
         </w:rPr>
       </w:r>
-      <w:hyperlink r:id="rId31">
-        <w:r>
-          <w:rPr>
-            <w:lang w:val="zh_TW" w:bidi="zh_TW"/>
-          </w:rPr>
-          <w:rPr>
-            <w:color w:val="0000EE"/>
-            <w:u w:val="single"/>
-          </w:rPr>
-          <w:t>以斯拉記5:1–2</w:t>
-        </w:r>
-      </w:hyperlink>
-    </w:p>
-    <w:p>
-      <w:pPr>
-        <w:pStyle w:val="ListBullet"/>
-        <w:spacing w:line="240" w:lineRule="auto"/>
-        <w:ind w:left="720"/>
-      </w:pPr>
-      <w:r>
-        <w:rPr>
-          <w:lang w:val="zh_TW" w:bidi="zh_TW"/>
-        </w:rPr>
-      </w:r>
-      <w:hyperlink r:id="rId32">
-        <w:r>
-          <w:rPr>
-            <w:lang w:val="zh_TW" w:bidi="zh_TW"/>
-          </w:rPr>
-          <w:rPr>
-            <w:color w:val="0000EE"/>
-            <w:u w:val="single"/>
-          </w:rPr>
-          <w:t>馬太福音23:34–36</w:t>
-        </w:r>
-      </w:hyperlink>
-    </w:p>
-    <w:p>
-      <w:pPr>
-        <w:pStyle w:val="ListBullet"/>
-        <w:spacing w:line="240" w:lineRule="auto"/>
-        <w:ind w:left="720"/>
-      </w:pPr>
-      <w:r>
-        <w:rPr>
-          <w:lang w:val="zh_TW" w:bidi="zh_TW"/>
-        </w:rPr>
-      </w:r>
-      <w:hyperlink r:id="rId33">
-        <w:r>
-          <w:rPr>
-            <w:lang w:val="zh_TW" w:bidi="zh_TW"/>
-          </w:rPr>
-          <w:rPr>
-            <w:color w:val="0000EE"/>
-            <w:u w:val="single"/>
-          </w:rPr>
-          <w:t>撒迦利亞書1:1–3</w:t>
-        </w:r>
-      </w:hyperlink>
+      <w:r>
+        <w:rPr>
+          <w:lang w:val="zh_TW" w:bidi="zh_TW"/>
+        </w:rPr>
+        <w:t>以斯拉記5:1–2</w:t>
+      </w:r>
+    </w:p>
+    <w:p>
+      <w:pPr>
+        <w:pStyle w:val="ListBullet"/>
+        <w:spacing w:line="240" w:lineRule="auto"/>
+        <w:ind w:left="720"/>
+      </w:pPr>
+      <w:r>
+        <w:rPr>
+          <w:lang w:val="zh_TW" w:bidi="zh_TW"/>
+        </w:rPr>
+      </w:r>
+      <w:r>
+        <w:rPr>
+          <w:lang w:val="zh_TW" w:bidi="zh_TW"/>
+        </w:rPr>
+        <w:t>馬太福音23:34–36</w:t>
+      </w:r>
+    </w:p>
+    <w:p>
+      <w:pPr>
+        <w:pStyle w:val="ListBullet"/>
+        <w:spacing w:line="240" w:lineRule="auto"/>
+        <w:ind w:left="720"/>
+      </w:pPr>
+      <w:r>
+        <w:rPr>
+          <w:lang w:val="zh_TW" w:bidi="zh_TW"/>
+        </w:rPr>
+      </w:r>
+      <w:r>
+        <w:rPr>
+          <w:lang w:val="zh_TW" w:bidi="zh_TW"/>
+        </w:rPr>
+        <w:t>撒迦利亞書1:1–3</w:t>
+      </w:r>
     </w:p>
     <w:p>
       <w:pPr>
@@ -2833,126 +2701,84 @@
           <w:lang w:val="zh_TW" w:bidi="zh_TW"/>
         </w:rPr>
       </w:r>
-      <w:hyperlink r:id="rId34">
-        <w:r>
-          <w:rPr>
-            <w:lang w:val="zh_TW" w:bidi="zh_TW"/>
-          </w:rPr>
-          <w:rPr>
-            <w:color w:val="0000EE"/>
-            <w:u w:val="single"/>
-          </w:rPr>
-          <w:t>路加福音1:5–7</w:t>
-        </w:r>
-      </w:hyperlink>
-    </w:p>
-    <w:p>
-      <w:pPr>
-        <w:pStyle w:val="ListBullet"/>
-        <w:spacing w:line="240" w:lineRule="auto"/>
-        <w:ind w:left="720"/>
-      </w:pPr>
-      <w:r>
-        <w:rPr>
-          <w:lang w:val="zh_TW" w:bidi="zh_TW"/>
-        </w:rPr>
-      </w:r>
-      <w:hyperlink r:id="rId34">
-        <w:r>
-          <w:rPr>
-            <w:lang w:val="zh_TW" w:bidi="zh_TW"/>
-          </w:rPr>
-          <w:rPr>
-            <w:color w:val="0000EE"/>
-            <w:u w:val="single"/>
-          </w:rPr>
-          <w:t>路加福音</w:t>
-        </w:r>
-      </w:hyperlink>
-      <w:hyperlink r:id="rId35">
-        <w:r>
-          <w:rPr>
-            <w:lang w:val="zh_TW" w:bidi="zh_TW"/>
-          </w:rPr>
-          <w:rPr>
-            <w:color w:val="0000EE"/>
-            <w:u w:val="single"/>
-          </w:rPr>
-          <w:t>1:21–23</w:t>
-        </w:r>
-      </w:hyperlink>
-    </w:p>
-    <w:p>
-      <w:pPr>
-        <w:pStyle w:val="ListBullet"/>
-        <w:spacing w:line="240" w:lineRule="auto"/>
-        <w:ind w:left="720"/>
-      </w:pPr>
-      <w:r>
-        <w:rPr>
-          <w:lang w:val="zh_TW" w:bidi="zh_TW"/>
-        </w:rPr>
-      </w:r>
-      <w:hyperlink r:id="rId34">
-        <w:r>
-          <w:rPr>
-            <w:lang w:val="zh_TW" w:bidi="zh_TW"/>
-          </w:rPr>
-          <w:rPr>
-            <w:color w:val="0000EE"/>
-            <w:u w:val="single"/>
-          </w:rPr>
-          <w:t>路加福音</w:t>
-        </w:r>
-      </w:hyperlink>
-      <w:hyperlink r:id="rId36">
-        <w:r>
-          <w:rPr>
-            <w:lang w:val="zh_TW" w:bidi="zh_TW"/>
-          </w:rPr>
-          <w:rPr>
-            <w:color w:val="0000EE"/>
-            <w:u w:val="single"/>
-          </w:rPr>
-          <w:t>1:39–41</w:t>
-        </w:r>
-      </w:hyperlink>
-    </w:p>
-    <w:p>
-      <w:pPr>
-        <w:pStyle w:val="ListBullet"/>
-        <w:spacing w:line="240" w:lineRule="auto"/>
-        <w:ind w:left="720"/>
-      </w:pPr>
-      <w:r>
-        <w:rPr>
-          <w:lang w:val="zh_TW" w:bidi="zh_TW"/>
-        </w:rPr>
-      </w:r>
-      <w:hyperlink r:id="rId34">
-        <w:r>
-          <w:rPr>
-            <w:lang w:val="zh_TW" w:bidi="zh_TW"/>
-          </w:rPr>
-          <w:rPr>
-            <w:color w:val="0000EE"/>
-            <w:u w:val="single"/>
-          </w:rPr>
-          <w:t>路加福音</w:t>
-        </w:r>
-      </w:hyperlink>
-      <w:hyperlink r:id="rId37">
-        <w:r>
-          <w:rPr>
-            <w:lang w:val="zh_TW" w:bidi="zh_TW"/>
-          </w:rPr>
-          <w:rPr>
-            <w:color w:val="0000EE"/>
-            <w:u w:val="single"/>
-          </w:rPr>
-          <w:t>3:1–2</w:t>
-        </w:r>
-      </w:hyperlink>
+      <w:r>
+        <w:rPr>
+          <w:lang w:val="zh_TW" w:bidi="zh_TW"/>
+        </w:rPr>
+        <w:t>路加福音1:5–7</w:t>
+      </w:r>
+    </w:p>
+    <w:p>
+      <w:pPr>
+        <w:pStyle w:val="ListBullet"/>
+        <w:spacing w:line="240" w:lineRule="auto"/>
+        <w:ind w:left="720"/>
+      </w:pPr>
+      <w:r>
+        <w:rPr>
+          <w:lang w:val="zh_TW" w:bidi="zh_TW"/>
+        </w:rPr>
+      </w:r>
+      <w:r>
+        <w:rPr>
+          <w:lang w:val="zh_TW" w:bidi="zh_TW"/>
+        </w:rPr>
+        <w:t>路加福音</w:t>
+      </w:r>
+      <w:r>
+        <w:rPr>
+          <w:lang w:val="zh_TW" w:bidi="zh_TW"/>
+        </w:rPr>
+        <w:t>1:21–23</w:t>
+      </w:r>
+    </w:p>
+    <w:p>
+      <w:pPr>
+        <w:pStyle w:val="ListBullet"/>
+        <w:spacing w:line="240" w:lineRule="auto"/>
+        <w:ind w:left="720"/>
+      </w:pPr>
+      <w:r>
+        <w:rPr>
+          <w:lang w:val="zh_TW" w:bidi="zh_TW"/>
+        </w:rPr>
+      </w:r>
+      <w:r>
+        <w:rPr>
+          <w:lang w:val="zh_TW" w:bidi="zh_TW"/>
+        </w:rPr>
+        <w:t>路加福音</w:t>
+      </w:r>
+      <w:r>
+        <w:rPr>
+          <w:lang w:val="zh_TW" w:bidi="zh_TW"/>
+        </w:rPr>
+        <w:t>1:39–41</w:t>
+      </w:r>
+    </w:p>
+    <w:p>
+      <w:pPr>
+        <w:pStyle w:val="ListBullet"/>
+        <w:spacing w:line="240" w:lineRule="auto"/>
+        <w:ind w:left="720"/>
+      </w:pPr>
+      <w:r>
+        <w:rPr>
+          <w:lang w:val="zh_TW" w:bidi="zh_TW"/>
+        </w:rPr>
+      </w:r>
+      <w:r>
+        <w:rPr>
+          <w:lang w:val="zh_TW" w:bidi="zh_TW"/>
+        </w:rPr>
+        <w:t>路加福音</w:t>
+      </w:r>
+      <w:r>
+        <w:rPr>
+          <w:lang w:val="zh_TW" w:bidi="zh_TW"/>
+        </w:rPr>
+        <w:t>3:1–2</w:t>
+      </w:r>
     </w:p>
     <w:p>
       <w:pPr>
@@ -3332,90 +3158,66 @@
           <w:lang w:val="zh_TW" w:bidi="zh_TW"/>
         </w:rPr>
       </w:r>
-      <w:hyperlink r:id="rId38">
-        <w:r>
-          <w:rPr>
-            <w:lang w:val="zh_TW" w:bidi="zh_TW"/>
-          </w:rPr>
-          <w:rPr>
-            <w:color w:val="0000EE"/>
-            <w:u w:val="single"/>
-          </w:rPr>
-          <w:t>創世記11:30</w:t>
-        </w:r>
-      </w:hyperlink>
-    </w:p>
-    <w:p>
-      <w:pPr>
-        <w:pStyle w:val="ListBullet"/>
-        <w:spacing w:line="240" w:lineRule="auto"/>
-        <w:ind w:left="720"/>
-      </w:pPr>
-      <w:r>
-        <w:rPr>
-          <w:lang w:val="zh_TW" w:bidi="zh_TW"/>
-        </w:rPr>
-      </w:r>
-      <w:hyperlink r:id="rId39">
-        <w:r>
-          <w:rPr>
-            <w:lang w:val="zh_TW" w:bidi="zh_TW"/>
-          </w:rPr>
-          <w:rPr>
-            <w:color w:val="0000EE"/>
-            <w:u w:val="single"/>
-          </w:rPr>
-          <w:t>創世記11:31</w:t>
-        </w:r>
-      </w:hyperlink>
-    </w:p>
-    <w:p>
-      <w:pPr>
-        <w:pStyle w:val="ListBullet"/>
-        <w:spacing w:line="240" w:lineRule="auto"/>
-        <w:ind w:left="720"/>
-      </w:pPr>
-      <w:r>
-        <w:rPr>
-          <w:lang w:val="zh_TW" w:bidi="zh_TW"/>
-        </w:rPr>
-      </w:r>
-      <w:hyperlink r:id="rId40">
-        <w:r>
-          <w:rPr>
-            <w:lang w:val="zh_TW" w:bidi="zh_TW"/>
-          </w:rPr>
-          <w:rPr>
-            <w:color w:val="0000EE"/>
-            <w:u w:val="single"/>
-          </w:rPr>
-          <w:t>創世記17:15</w:t>
-        </w:r>
-      </w:hyperlink>
-    </w:p>
-    <w:p>
-      <w:pPr>
-        <w:pStyle w:val="ListBullet"/>
-        <w:spacing w:line="240" w:lineRule="auto"/>
-        <w:ind w:left="720"/>
-      </w:pPr>
-      <w:r>
-        <w:rPr>
-          <w:lang w:val="zh_TW" w:bidi="zh_TW"/>
-        </w:rPr>
-      </w:r>
-      <w:hyperlink r:id="rId41">
-        <w:r>
-          <w:rPr>
-            <w:lang w:val="zh_TW" w:bidi="zh_TW"/>
-          </w:rPr>
-          <w:rPr>
-            <w:color w:val="0000EE"/>
-            <w:u w:val="single"/>
-          </w:rPr>
-          <w:t>創世記25:9–11</w:t>
-        </w:r>
-      </w:hyperlink>
+      <w:r>
+        <w:rPr>
+          <w:lang w:val="zh_TW" w:bidi="zh_TW"/>
+        </w:rPr>
+        <w:t>創世記11:30</w:t>
+      </w:r>
+    </w:p>
+    <w:p>
+      <w:pPr>
+        <w:pStyle w:val="ListBullet"/>
+        <w:spacing w:line="240" w:lineRule="auto"/>
+        <w:ind w:left="720"/>
+      </w:pPr>
+      <w:r>
+        <w:rPr>
+          <w:lang w:val="zh_TW" w:bidi="zh_TW"/>
+        </w:rPr>
+      </w:r>
+      <w:r>
+        <w:rPr>
+          <w:lang w:val="zh_TW" w:bidi="zh_TW"/>
+        </w:rPr>
+        <w:t>創世記11:31</w:t>
+      </w:r>
+    </w:p>
+    <w:p>
+      <w:pPr>
+        <w:pStyle w:val="ListBullet"/>
+        <w:spacing w:line="240" w:lineRule="auto"/>
+        <w:ind w:left="720"/>
+      </w:pPr>
+      <w:r>
+        <w:rPr>
+          <w:lang w:val="zh_TW" w:bidi="zh_TW"/>
+        </w:rPr>
+      </w:r>
+      <w:r>
+        <w:rPr>
+          <w:lang w:val="zh_TW" w:bidi="zh_TW"/>
+        </w:rPr>
+        <w:t>創世記17:15</w:t>
+      </w:r>
+    </w:p>
+    <w:p>
+      <w:pPr>
+        <w:pStyle w:val="ListBullet"/>
+        <w:spacing w:line="240" w:lineRule="auto"/>
+        <w:ind w:left="720"/>
+      </w:pPr>
+      <w:r>
+        <w:rPr>
+          <w:lang w:val="zh_TW" w:bidi="zh_TW"/>
+        </w:rPr>
+      </w:r>
+      <w:r>
+        <w:rPr>
+          <w:lang w:val="zh_TW" w:bidi="zh_TW"/>
+        </w:rPr>
+        <w:t>創世記25:9–11</w:t>
+      </w:r>
     </w:p>
     <w:p>
       <w:pPr>
@@ -4089,114 +3891,84 @@
           <w:lang w:val="zh_TW" w:bidi="zh_TW"/>
         </w:rPr>
       </w:r>
-      <w:hyperlink r:id="rId42">
-        <w:r>
-          <w:rPr>
-            <w:lang w:val="zh_TW" w:bidi="zh_TW"/>
-          </w:rPr>
-          <w:rPr>
-            <w:color w:val="0000EE"/>
-            <w:u w:val="single"/>
-          </w:rPr>
-          <w:t>使徒行傳8:1–3</w:t>
-        </w:r>
-      </w:hyperlink>
-    </w:p>
-    <w:p>
-      <w:pPr>
-        <w:pStyle w:val="ListBullet"/>
-        <w:spacing w:line="240" w:lineRule="auto"/>
-        <w:ind w:left="720"/>
-      </w:pPr>
-      <w:r>
-        <w:rPr>
-          <w:lang w:val="zh_TW" w:bidi="zh_TW"/>
-        </w:rPr>
-      </w:r>
-      <w:hyperlink r:id="rId43">
-        <w:r>
-          <w:rPr>
-            <w:lang w:val="zh_TW" w:bidi="zh_TW"/>
-          </w:rPr>
-          <w:rPr>
-            <w:color w:val="0000EE"/>
-            <w:u w:val="single"/>
-          </w:rPr>
-          <w:t>使徒行傳8:5</w:t>
-        </w:r>
-      </w:hyperlink>
-    </w:p>
-    <w:p>
-      <w:pPr>
-        <w:pStyle w:val="ListBullet"/>
-        <w:spacing w:line="240" w:lineRule="auto"/>
-        <w:ind w:left="720"/>
-      </w:pPr>
-      <w:r>
-        <w:rPr>
-          <w:lang w:val="zh_TW" w:bidi="zh_TW"/>
-        </w:rPr>
-      </w:r>
-      <w:hyperlink r:id="rId44">
-        <w:r>
-          <w:rPr>
-            <w:lang w:val="zh_TW" w:bidi="zh_TW"/>
-          </w:rPr>
-          <w:rPr>
-            <w:color w:val="0000EE"/>
-            <w:u w:val="single"/>
-          </w:rPr>
-          <w:t>約翰福音4:4–5</w:t>
-        </w:r>
-      </w:hyperlink>
-    </w:p>
-    <w:p>
-      <w:pPr>
-        <w:pStyle w:val="ListBullet"/>
-        <w:spacing w:line="240" w:lineRule="auto"/>
-        <w:ind w:left="720"/>
-      </w:pPr>
-      <w:r>
-        <w:rPr>
-          <w:lang w:val="zh_TW" w:bidi="zh_TW"/>
-        </w:rPr>
-      </w:r>
-      <w:hyperlink r:id="rId45">
-        <w:r>
-          <w:rPr>
-            <w:lang w:val="zh_TW" w:bidi="zh_TW"/>
-          </w:rPr>
-          <w:rPr>
-            <w:color w:val="0000EE"/>
-            <w:u w:val="single"/>
-          </w:rPr>
-          <w:t>路加福音9:51–53</w:t>
-        </w:r>
-      </w:hyperlink>
-    </w:p>
-    <w:p>
-      <w:pPr>
-        <w:pStyle w:val="ListBullet"/>
-        <w:spacing w:line="240" w:lineRule="auto"/>
-        <w:ind w:left="720"/>
-      </w:pPr>
-      <w:r>
-        <w:rPr>
-          <w:lang w:val="zh_TW" w:bidi="zh_TW"/>
-        </w:rPr>
-      </w:r>
-      <w:hyperlink r:id="rId46">
-        <w:r>
-          <w:rPr>
-            <w:lang w:val="zh_TW" w:bidi="zh_TW"/>
-          </w:rPr>
-          <w:rPr>
-            <w:color w:val="0000EE"/>
-            <w:u w:val="single"/>
-          </w:rPr>
-          <w:t>路加福音10:33</w:t>
-        </w:r>
-      </w:hyperlink>
+      <w:r>
+        <w:rPr>
+          <w:lang w:val="zh_TW" w:bidi="zh_TW"/>
+        </w:rPr>
+        <w:t>使徒行傳8:1–3</w:t>
+      </w:r>
+    </w:p>
+    <w:p>
+      <w:pPr>
+        <w:pStyle w:val="ListBullet"/>
+        <w:spacing w:line="240" w:lineRule="auto"/>
+        <w:ind w:left="720"/>
+      </w:pPr>
+      <w:r>
+        <w:rPr>
+          <w:lang w:val="zh_TW" w:bidi="zh_TW"/>
+        </w:rPr>
+      </w:r>
+      <w:r>
+        <w:rPr>
+          <w:lang w:val="zh_TW" w:bidi="zh_TW"/>
+        </w:rPr>
+        <w:t>使徒行傳8:5</w:t>
+      </w:r>
+    </w:p>
+    <w:p>
+      <w:pPr>
+        <w:pStyle w:val="ListBullet"/>
+        <w:spacing w:line="240" w:lineRule="auto"/>
+        <w:ind w:left="720"/>
+      </w:pPr>
+      <w:r>
+        <w:rPr>
+          <w:lang w:val="zh_TW" w:bidi="zh_TW"/>
+        </w:rPr>
+      </w:r>
+      <w:r>
+        <w:rPr>
+          <w:lang w:val="zh_TW" w:bidi="zh_TW"/>
+        </w:rPr>
+        <w:t>約翰福音4:4–5</w:t>
+      </w:r>
+    </w:p>
+    <w:p>
+      <w:pPr>
+        <w:pStyle w:val="ListBullet"/>
+        <w:spacing w:line="240" w:lineRule="auto"/>
+        <w:ind w:left="720"/>
+      </w:pPr>
+      <w:r>
+        <w:rPr>
+          <w:lang w:val="zh_TW" w:bidi="zh_TW"/>
+        </w:rPr>
+      </w:r>
+      <w:r>
+        <w:rPr>
+          <w:lang w:val="zh_TW" w:bidi="zh_TW"/>
+        </w:rPr>
+        <w:t>路加福音9:51–53</w:t>
+      </w:r>
+    </w:p>
+    <w:p>
+      <w:pPr>
+        <w:pStyle w:val="ListBullet"/>
+        <w:spacing w:line="240" w:lineRule="auto"/>
+        <w:ind w:left="720"/>
+      </w:pPr>
+      <w:r>
+        <w:rPr>
+          <w:lang w:val="zh_TW" w:bidi="zh_TW"/>
+        </w:rPr>
+      </w:r>
+      <w:r>
+        <w:rPr>
+          <w:lang w:val="zh_TW" w:bidi="zh_TW"/>
+        </w:rPr>
+        <w:t>路加福音10:33</w:t>
+      </w:r>
     </w:p>
     <w:p>
       <w:pPr>
@@ -4705,138 +4477,102 @@
           <w:lang w:val="zh_TW" w:bidi="zh_TW"/>
         </w:rPr>
       </w:r>
-      <w:hyperlink r:id="rId47">
-        <w:r>
-          <w:rPr>
-            <w:lang w:val="zh_TW" w:bidi="zh_TW"/>
-          </w:rPr>
-          <w:rPr>
-            <w:color w:val="0000EE"/>
-            <w:u w:val="single"/>
-          </w:rPr>
-          <w:t>撒母耳記上1:19</w:t>
-        </w:r>
-      </w:hyperlink>
-    </w:p>
-    <w:p>
-      <w:pPr>
-        <w:pStyle w:val="ListBullet"/>
-        <w:spacing w:line="240" w:lineRule="auto"/>
-        <w:ind w:left="720"/>
-      </w:pPr>
-      <w:r>
-        <w:rPr>
-          <w:lang w:val="zh_TW" w:bidi="zh_TW"/>
-        </w:rPr>
-      </w:r>
-      <w:hyperlink r:id="rId48">
-        <w:r>
-          <w:rPr>
-            <w:lang w:val="zh_TW" w:bidi="zh_TW"/>
-          </w:rPr>
-          <w:rPr>
-            <w:color w:val="0000EE"/>
-            <w:u w:val="single"/>
-          </w:rPr>
-          <w:t>撒母耳記上9:24</w:t>
-        </w:r>
-      </w:hyperlink>
-    </w:p>
-    <w:p>
-      <w:pPr>
-        <w:pStyle w:val="ListBullet"/>
-        <w:spacing w:line="240" w:lineRule="auto"/>
-        <w:ind w:left="720"/>
-      </w:pPr>
-      <w:r>
-        <w:rPr>
-          <w:lang w:val="zh_TW" w:bidi="zh_TW"/>
-        </w:rPr>
-      </w:r>
-      <w:hyperlink r:id="rId49">
-        <w:r>
-          <w:rPr>
-            <w:lang w:val="zh_TW" w:bidi="zh_TW"/>
-          </w:rPr>
-          <w:rPr>
-            <w:color w:val="0000EE"/>
-            <w:u w:val="single"/>
-          </w:rPr>
-          <w:t>撒母耳記上12:17</w:t>
-        </w:r>
-      </w:hyperlink>
-    </w:p>
-    <w:p>
-      <w:pPr>
-        <w:pStyle w:val="ListBullet"/>
-        <w:spacing w:line="240" w:lineRule="auto"/>
-        <w:ind w:left="720"/>
-      </w:pPr>
-      <w:r>
-        <w:rPr>
-          <w:lang w:val="zh_TW" w:bidi="zh_TW"/>
-        </w:rPr>
-      </w:r>
-      <w:hyperlink r:id="rId50">
-        <w:r>
-          <w:rPr>
-            <w:lang w:val="zh_TW" w:bidi="zh_TW"/>
-          </w:rPr>
-          <w:rPr>
-            <w:color w:val="0000EE"/>
-            <w:u w:val="single"/>
-          </w:rPr>
-          <w:t>使徒行傳3:24</w:t>
-        </w:r>
-      </w:hyperlink>
-    </w:p>
-    <w:p>
-      <w:pPr>
-        <w:pStyle w:val="ListBullet"/>
-        <w:spacing w:line="240" w:lineRule="auto"/>
-        <w:ind w:left="720"/>
-      </w:pPr>
-      <w:r>
-        <w:rPr>
-          <w:lang w:val="zh_TW" w:bidi="zh_TW"/>
-        </w:rPr>
-      </w:r>
-      <w:hyperlink r:id="rId51">
-        <w:r>
-          <w:rPr>
-            <w:lang w:val="zh_TW" w:bidi="zh_TW"/>
-          </w:rPr>
-          <w:rPr>
-            <w:color w:val="0000EE"/>
-            <w:u w:val="single"/>
-          </w:rPr>
-          <w:t>使徒行傳13:20</w:t>
-        </w:r>
-      </w:hyperlink>
-    </w:p>
-    <w:p>
-      <w:pPr>
-        <w:pStyle w:val="ListBullet"/>
-        <w:spacing w:line="240" w:lineRule="auto"/>
-        <w:ind w:left="720"/>
-      </w:pPr>
-      <w:r>
-        <w:rPr>
-          <w:lang w:val="zh_TW" w:bidi="zh_TW"/>
-        </w:rPr>
-      </w:r>
-      <w:hyperlink r:id="rId52">
-        <w:r>
-          <w:rPr>
-            <w:lang w:val="zh_TW" w:bidi="zh_TW"/>
-          </w:rPr>
-          <w:rPr>
-            <w:color w:val="0000EE"/>
-            <w:u w:val="single"/>
-          </w:rPr>
-          <w:t>希伯來書11:32–34</w:t>
-        </w:r>
-      </w:hyperlink>
+      <w:r>
+        <w:rPr>
+          <w:lang w:val="zh_TW" w:bidi="zh_TW"/>
+        </w:rPr>
+        <w:t>撒母耳記上1:19</w:t>
+      </w:r>
+    </w:p>
+    <w:p>
+      <w:pPr>
+        <w:pStyle w:val="ListBullet"/>
+        <w:spacing w:line="240" w:lineRule="auto"/>
+        <w:ind w:left="720"/>
+      </w:pPr>
+      <w:r>
+        <w:rPr>
+          <w:lang w:val="zh_TW" w:bidi="zh_TW"/>
+        </w:rPr>
+      </w:r>
+      <w:r>
+        <w:rPr>
+          <w:lang w:val="zh_TW" w:bidi="zh_TW"/>
+        </w:rPr>
+        <w:t>撒母耳記上9:24</w:t>
+      </w:r>
+    </w:p>
+    <w:p>
+      <w:pPr>
+        <w:pStyle w:val="ListBullet"/>
+        <w:spacing w:line="240" w:lineRule="auto"/>
+        <w:ind w:left="720"/>
+      </w:pPr>
+      <w:r>
+        <w:rPr>
+          <w:lang w:val="zh_TW" w:bidi="zh_TW"/>
+        </w:rPr>
+      </w:r>
+      <w:r>
+        <w:rPr>
+          <w:lang w:val="zh_TW" w:bidi="zh_TW"/>
+        </w:rPr>
+        <w:t>撒母耳記上12:17</w:t>
+      </w:r>
+    </w:p>
+    <w:p>
+      <w:pPr>
+        <w:pStyle w:val="ListBullet"/>
+        <w:spacing w:line="240" w:lineRule="auto"/>
+        <w:ind w:left="720"/>
+      </w:pPr>
+      <w:r>
+        <w:rPr>
+          <w:lang w:val="zh_TW" w:bidi="zh_TW"/>
+        </w:rPr>
+      </w:r>
+      <w:r>
+        <w:rPr>
+          <w:lang w:val="zh_TW" w:bidi="zh_TW"/>
+        </w:rPr>
+        <w:t>使徒行傳3:24</w:t>
+      </w:r>
+    </w:p>
+    <w:p>
+      <w:pPr>
+        <w:pStyle w:val="ListBullet"/>
+        <w:spacing w:line="240" w:lineRule="auto"/>
+        <w:ind w:left="720"/>
+      </w:pPr>
+      <w:r>
+        <w:rPr>
+          <w:lang w:val="zh_TW" w:bidi="zh_TW"/>
+        </w:rPr>
+      </w:r>
+      <w:r>
+        <w:rPr>
+          <w:lang w:val="zh_TW" w:bidi="zh_TW"/>
+        </w:rPr>
+        <w:t>使徒行傳13:20</w:t>
+      </w:r>
+    </w:p>
+    <w:p>
+      <w:pPr>
+        <w:pStyle w:val="ListBullet"/>
+        <w:spacing w:line="240" w:lineRule="auto"/>
+        <w:ind w:left="720"/>
+      </w:pPr>
+      <w:r>
+        <w:rPr>
+          <w:lang w:val="zh_TW" w:bidi="zh_TW"/>
+        </w:rPr>
+      </w:r>
+      <w:r>
+        <w:rPr>
+          <w:lang w:val="zh_TW" w:bidi="zh_TW"/>
+        </w:rPr>
+        <w:t>希伯來書11:32–34</w:t>
+      </w:r>
     </w:p>
     <w:p>
       <w:pPr>
@@ -5093,114 +4829,84 @@
           <w:lang w:val="zh_TW" w:bidi="zh_TW"/>
         </w:rPr>
       </w:r>
-      <w:hyperlink r:id="rId53">
-        <w:r>
-          <w:rPr>
-            <w:lang w:val="zh_TW" w:bidi="zh_TW"/>
-          </w:rPr>
-          <w:rPr>
-            <w:color w:val="0000EE"/>
-            <w:u w:val="single"/>
-          </w:rPr>
-          <w:t>路加福音8:5</w:t>
-        </w:r>
-      </w:hyperlink>
-    </w:p>
-    <w:p>
-      <w:pPr>
-        <w:pStyle w:val="ListBullet"/>
-        <w:spacing w:line="240" w:lineRule="auto"/>
-        <w:ind w:left="720"/>
-      </w:pPr>
-      <w:r>
-        <w:rPr>
-          <w:lang w:val="zh_TW" w:bidi="zh_TW"/>
-        </w:rPr>
-      </w:r>
-      <w:hyperlink r:id="rId54">
-        <w:r>
-          <w:rPr>
-            <w:lang w:val="zh_TW" w:bidi="zh_TW"/>
-          </w:rPr>
-          <w:rPr>
-            <w:color w:val="0000EE"/>
-            <w:u w:val="single"/>
-          </w:rPr>
-          <w:t>馬太福音6:25–26</w:t>
-        </w:r>
-      </w:hyperlink>
-    </w:p>
-    <w:p>
-      <w:pPr>
-        <w:pStyle w:val="ListBullet"/>
-        <w:spacing w:line="240" w:lineRule="auto"/>
-        <w:ind w:left="720"/>
-      </w:pPr>
-      <w:r>
-        <w:rPr>
-          <w:lang w:val="zh_TW" w:bidi="zh_TW"/>
-        </w:rPr>
-      </w:r>
-      <w:hyperlink r:id="rId55">
-        <w:r>
-          <w:rPr>
-            <w:lang w:val="zh_TW" w:bidi="zh_TW"/>
-          </w:rPr>
-          <w:rPr>
-            <w:color w:val="0000EE"/>
-            <w:u w:val="single"/>
-          </w:rPr>
-          <w:t>馬太福音13:4</w:t>
-        </w:r>
-      </w:hyperlink>
-    </w:p>
-    <w:p>
-      <w:pPr>
-        <w:pStyle w:val="ListBullet"/>
-        <w:spacing w:line="240" w:lineRule="auto"/>
-        <w:ind w:left="720"/>
-      </w:pPr>
-      <w:r>
-        <w:rPr>
-          <w:lang w:val="zh_TW" w:bidi="zh_TW"/>
-        </w:rPr>
-      </w:r>
-      <w:hyperlink r:id="rId56">
-        <w:r>
-          <w:rPr>
-            <w:lang w:val="zh_TW" w:bidi="zh_TW"/>
-          </w:rPr>
-          <w:rPr>
-            <w:color w:val="0000EE"/>
-            <w:u w:val="single"/>
-          </w:rPr>
-          <w:t>馬太福音13:19</w:t>
-        </w:r>
-      </w:hyperlink>
-    </w:p>
-    <w:p>
-      <w:pPr>
-        <w:pStyle w:val="ListBullet"/>
-        <w:spacing w:line="240" w:lineRule="auto"/>
-        <w:ind w:left="720"/>
-      </w:pPr>
-      <w:r>
-        <w:rPr>
-          <w:lang w:val="zh_TW" w:bidi="zh_TW"/>
-        </w:rPr>
-      </w:r>
-      <w:hyperlink r:id="rId57">
-        <w:r>
-          <w:rPr>
-            <w:lang w:val="zh_TW" w:bidi="zh_TW"/>
-          </w:rPr>
-          <w:rPr>
-            <w:color w:val="0000EE"/>
-            <w:u w:val="single"/>
-          </w:rPr>
-          <w:t>馬太福音25:24</w:t>
-        </w:r>
-      </w:hyperlink>
+      <w:r>
+        <w:rPr>
+          <w:lang w:val="zh_TW" w:bidi="zh_TW"/>
+        </w:rPr>
+        <w:t>路加福音8:5</w:t>
+      </w:r>
+    </w:p>
+    <w:p>
+      <w:pPr>
+        <w:pStyle w:val="ListBullet"/>
+        <w:spacing w:line="240" w:lineRule="auto"/>
+        <w:ind w:left="720"/>
+      </w:pPr>
+      <w:r>
+        <w:rPr>
+          <w:lang w:val="zh_TW" w:bidi="zh_TW"/>
+        </w:rPr>
+      </w:r>
+      <w:r>
+        <w:rPr>
+          <w:lang w:val="zh_TW" w:bidi="zh_TW"/>
+        </w:rPr>
+        <w:t>馬太福音6:25–26</w:t>
+      </w:r>
+    </w:p>
+    <w:p>
+      <w:pPr>
+        <w:pStyle w:val="ListBullet"/>
+        <w:spacing w:line="240" w:lineRule="auto"/>
+        <w:ind w:left="720"/>
+      </w:pPr>
+      <w:r>
+        <w:rPr>
+          <w:lang w:val="zh_TW" w:bidi="zh_TW"/>
+        </w:rPr>
+      </w:r>
+      <w:r>
+        <w:rPr>
+          <w:lang w:val="zh_TW" w:bidi="zh_TW"/>
+        </w:rPr>
+        <w:t>馬太福音13:4</w:t>
+      </w:r>
+    </w:p>
+    <w:p>
+      <w:pPr>
+        <w:pStyle w:val="ListBullet"/>
+        <w:spacing w:line="240" w:lineRule="auto"/>
+        <w:ind w:left="720"/>
+      </w:pPr>
+      <w:r>
+        <w:rPr>
+          <w:lang w:val="zh_TW" w:bidi="zh_TW"/>
+        </w:rPr>
+      </w:r>
+      <w:r>
+        <w:rPr>
+          <w:lang w:val="zh_TW" w:bidi="zh_TW"/>
+        </w:rPr>
+        <w:t>馬太福音13:19</w:t>
+      </w:r>
+    </w:p>
+    <w:p>
+      <w:pPr>
+        <w:pStyle w:val="ListBullet"/>
+        <w:spacing w:line="240" w:lineRule="auto"/>
+        <w:ind w:left="720"/>
+      </w:pPr>
+      <w:r>
+        <w:rPr>
+          <w:lang w:val="zh_TW" w:bidi="zh_TW"/>
+        </w:rPr>
+      </w:r>
+      <w:r>
+        <w:rPr>
+          <w:lang w:val="zh_TW" w:bidi="zh_TW"/>
+        </w:rPr>
+        <w:t>馬太福音25:24</w:t>
+      </w:r>
     </w:p>
     <w:p>
       <w:pPr>
